--- a/Practicals formatted/Practical 2.docx
+++ b/Practicals formatted/Practical 2.docx
@@ -1,10 +1,14 @@
 
 <file path=word/document.xml><?xml version="1.0" encoding="utf-8"?>
-<w:document xmlns:wpc="http://schemas.microsoft.com/office/word/2010/wordprocessingCanvas" xmlns:cx="http://schemas.microsoft.com/office/drawing/2014/chartex" xmlns:cx1="http://schemas.microsoft.com/office/drawing/2015/9/8/chartex" xmlns:cx2="http://schemas.microsoft.com/office/drawing/2015/10/21/chartex" xmlns:cx3="http://schemas.microsoft.com/office/drawing/2016/5/9/chartex" xmlns:cx4="http://schemas.microsoft.com/office/drawing/2016/5/10/chartex" xmlns:cx5="http://schemas.microsoft.com/office/drawing/2016/5/11/chartex" xmlns:cx6="http://schemas.microsoft.com/office/drawing/2016/5/12/chartex" xmlns:cx7="http://schemas.microsoft.com/office/drawing/2016/5/13/chartex" xmlns:cx8="http://schemas.microsoft.com/office/drawing/2016/5/14/chartex" xmlns:mc="http://schemas.openxmlformats.org/markup-compatibility/2006" xmlns:aink="http://schemas.microsoft.com/office/drawing/2016/ink" xmlns:am3d="http://schemas.microsoft.com/office/drawing/2017/model3d" xmlns:o="urn:schemas-microsoft-com:office:office" xmlns:oel="http://schemas.microsoft.com/office/2019/extlst" xmlns:r="http://schemas.openxmlformats.org/officeDocument/2006/relationships" xmlns:m="http://schemas.openxmlformats.org/officeDocument/2006/math" xmlns:v="urn:schemas-microsoft-com:vml" xmlns:wp14="http://schemas.microsoft.com/office/word/2010/wordprocessingDrawing" xmlns:wp="http://schemas.openxmlformats.org/drawingml/2006/wordprocessingDrawing" xmlns:w10="urn:schemas-microsoft-com:office:word" xmlns:w="http://schemas.openxmlformats.org/wordprocessingml/2006/main" xmlns:w14="http://schemas.microsoft.com/office/word/2010/wordml" xmlns:w15="http://schemas.microsoft.com/office/word/2012/wordml" xmlns:w16cei="http://schemas.microsoft.com/office/word/2026/wordml/cei" xmlns:w16cex="http://schemas.microsoft.com/office/word/2018/wordml/cex" xmlns:w16cid="http://schemas.microsoft.com/office/word/2016/wordml/cid" xmlns:w16="http://schemas.microsoft.com/office/word/2018/wordml" xmlns:w16du="http://schemas.microsoft.com/office/word/2023/wordml/word16du" xmlns:w16sdtdh="http://schemas.microsoft.com/office/word/2020/wordml/sdtdatahash" xmlns:w16sdtfl="http://schemas.microsoft.com/office/word/2024/wordml/sdtformatlock" xmlns:w16se="http://schemas.microsoft.com/office/word/2015/wordml/symex" xmlns:wpg="http://schemas.microsoft.com/office/word/2010/wordprocessingGroup" xmlns:wpi="http://schemas.microsoft.com/office/word/2010/wordprocessingInk" xmlns:wne="http://schemas.microsoft.com/office/word/2006/wordml" xmlns:wps="http://schemas.microsoft.com/office/word/2010/wordprocessingShape" mc:Ignorable="w14 w15 w16se w16cid w16 w16cex w16sdtdh w16sdtfl w16du wp14">
+<w:document xmlns:wpc="http://schemas.microsoft.com/office/word/2010/wordprocessingCanvas" xmlns:cx="http://schemas.microsoft.com/office/drawing/2014/chartex" xmlns:cx1="http://schemas.microsoft.com/office/drawing/2015/9/8/chartex" xmlns:cx2="http://schemas.microsoft.com/office/drawing/2015/10/21/chartex" xmlns:cx3="http://schemas.microsoft.com/office/drawing/2016/5/9/chartex" xmlns:cx4="http://schemas.microsoft.com/office/drawing/2016/5/10/chartex" xmlns:cx5="http://schemas.microsoft.com/office/drawing/2016/5/11/chartex" xmlns:cx6="http://schemas.microsoft.com/office/drawing/2016/5/12/chartex" xmlns:cx7="http://schemas.microsoft.com/office/drawing/2016/5/13/chartex" xmlns:cx8="http://schemas.microsoft.com/office/drawing/2016/5/14/chartex" xmlns:mc="http://schemas.openxmlformats.org/markup-compatibility/2006" xmlns:aink="http://schemas.microsoft.com/office/drawing/2016/ink" xmlns:am3d="http://schemas.microsoft.com/office/drawing/2017/model3d" xmlns:o="urn:schemas-microsoft-com:office:office" xmlns:oel="http://schemas.microsoft.com/office/2019/extlst" xmlns:r="http://schemas.openxmlformats.org/officeDocument/2006/relationships" xmlns:m="http://schemas.openxmlformats.org/officeDocument/2006/math" xmlns:v="urn:schemas-microsoft-com:vml" xmlns:wp14="http://schemas.microsoft.com/office/word/2010/wordprocessingDrawing" xmlns:wp="http://schemas.openxmlformats.org/drawingml/2006/wordprocessingDrawing" xmlns:w10="urn:schemas-microsoft-com:office:word" xmlns:w="http://schemas.openxmlformats.org/wordprocessingml/2006/main" xmlns:w14="http://schemas.microsoft.com/office/word/2010/wordml" xmlns:w15="http://schemas.microsoft.com/office/word/2012/wordml" xmlns:w16cex="http://schemas.microsoft.com/office/word/2018/wordml/cex" xmlns:w16cid="http://schemas.microsoft.com/office/word/2016/wordml/cid" xmlns:w16="http://schemas.microsoft.com/office/word/2018/wordml" xmlns:w16du="http://schemas.microsoft.com/office/word/2023/wordml/word16du" xmlns:w16sdtdh="http://schemas.microsoft.com/office/word/2020/wordml/sdtdatahash" xmlns:w16sdtfl="http://schemas.microsoft.com/office/word/2024/wordml/sdtformatlock" xmlns:w16se="http://schemas.microsoft.com/office/word/2015/wordml/symex" xmlns:wpg="http://schemas.microsoft.com/office/word/2010/wordprocessingGroup" xmlns:wpi="http://schemas.microsoft.com/office/word/2010/wordprocessingInk" xmlns:wne="http://schemas.microsoft.com/office/word/2006/wordml" xmlns:wps="http://schemas.microsoft.com/office/word/2010/wordprocessingShape" mc:Ignorable="w14 w15 w16se w16cid w16 w16cex w16sdtdh w16sdtfl w16du wp14">
   <w:body>
     <w:p>
       <w:pPr>
         <w:jc w:val="center"/>
+        <w:rPr>
+          <w:b/>
+          <w:sz w:val="32"/>
+        </w:rPr>
       </w:pPr>
       <w:r>
         <w:rPr>
@@ -26,6 +30,63 @@
           <w:sz w:val="32"/>
         </w:rPr>
         <w:t xml:space="preserve"> </w:t>
+      </w:r>
+    </w:p>
+    <w:p>
+      <w:pPr>
+        <w:rPr>
+          <w:b/>
+          <w:color w:val="943634" w:themeColor="accent2" w:themeShade="BF"/>
+          <w:sz w:val="32"/>
+        </w:rPr>
+      </w:pPr>
+      <w:r>
+        <w:rPr>
+          <w:b/>
+          <w:color w:val="943634" w:themeColor="accent2" w:themeShade="BF"/>
+          <w:sz w:val="32"/>
+        </w:rPr>
+        <w:t>WEB DEVELOPMENT FRAMEWORKS (ITUE203)</w:t>
+      </w:r>
+    </w:p>
+    <w:p>
+      <w:pPr>
+        <w:rPr>
+          <w:b/>
+          <w:sz w:val="32"/>
+        </w:rPr>
+      </w:pPr>
+      <w:r>
+        <w:rPr>
+          <w:b/>
+          <w:color w:val="943634" w:themeColor="accent2" w:themeShade="BF"/>
+          <w:sz w:val="32"/>
+        </w:rPr>
+        <w:t>SEMESTER</w:t>
+      </w:r>
+      <w:r>
+        <w:rPr>
+          <w:b/>
+          <w:sz w:val="32"/>
+        </w:rPr>
+        <w:t xml:space="preserve">: 3RD, 2026-27 </w:t>
+      </w:r>
+    </w:p>
+    <w:p>
+      <w:r>
+        <w:rPr>
+          <w:b/>
+          <w:color w:val="943634" w:themeColor="accent2" w:themeShade="BF"/>
+          <w:sz w:val="32"/>
+        </w:rPr>
+        <w:t>ID</w:t>
+      </w:r>
+      <w:r>
+        <w:rPr>
+          <w:b/>
+          <w:sz w:val="32"/>
+        </w:rPr>
+        <w:t>: 25DCE110</w:t>
       </w:r>
       <w:r>
         <w:rPr>
@@ -221,7 +282,11 @@
       </w:r>
       <w:r>
         <w:cr/>
-        <w:t>Yes, the page structure is mostly consistent across all pages. Most pages use a similar layout with headings, horizontal lines, content sections, navigation links, and footer links such as FAQ, Feedback, and About. The pages also use external CSS files for styling. However, the structure is not completely consistent because some pages use tables for layout, while others use forms, lists, or simple paragraphs, and semantic HTML elements such as &lt;header&gt;, &lt;nav&gt;, &lt;main&gt;, and &lt;footer&gt; are not consistently used.</w:t>
+        <w:t xml:space="preserve">Yes, the page structure is mostly consistent across all pages. Most pages use a similar </w:t>
+      </w:r>
+      <w:r>
+        <w:lastRenderedPageBreak/>
+        <w:t>layout with headings, horizontal lines, content sections, navigation links, and footer links such as FAQ, Feedback, and About. The pages also use external CSS files for styling. However, the structure is not completely consistent because some pages use tables for layout, while others use forms, lists, or simple paragraphs, and semantic HTML elements such as &lt;header&gt;, &lt;nav&gt;, &lt;main&gt;, and &lt;footer&gt; are not consistently used.</w:t>
       </w:r>
     </w:p>
     <w:p>
@@ -250,7 +315,6 @@
           <w:sz w:val="28"/>
           <w:szCs w:val="22"/>
         </w:rPr>
-        <w:lastRenderedPageBreak/>
         <w:t>Implementation</w:t>
       </w:r>
       <w:r>
@@ -399,6 +463,7 @@
     </w:p>
     <w:p>
       <w:r>
+        <w:lastRenderedPageBreak/>
         <w:t>&lt;input&gt;</w:t>
       </w:r>
     </w:p>
@@ -419,7 +484,6 @@
     </w:p>
     <w:p>
       <w:r>
-        <w:lastRenderedPageBreak/>
         <w:t>&lt;label&gt;</w:t>
       </w:r>
     </w:p>
@@ -469,36 +533,6 @@
       </w:r>
     </w:p>
     <w:p/>
-    <w:p>
-      <w:pPr>
-        <w:rPr>
-          <w:b/>
-          <w:bCs/>
-          <w:sz w:val="32"/>
-          <w:szCs w:val="32"/>
-        </w:rPr>
-      </w:pPr>
-    </w:p>
-    <w:p>
-      <w:pPr>
-        <w:rPr>
-          <w:b/>
-          <w:bCs/>
-          <w:sz w:val="32"/>
-          <w:szCs w:val="32"/>
-        </w:rPr>
-      </w:pPr>
-    </w:p>
-    <w:p>
-      <w:pPr>
-        <w:rPr>
-          <w:b/>
-          <w:bCs/>
-          <w:sz w:val="32"/>
-          <w:szCs w:val="32"/>
-        </w:rPr>
-      </w:pPr>
-    </w:p>
     <w:p>
       <w:pPr>
         <w:rPr>
@@ -809,69 +843,6 @@
           <w:szCs w:val="32"/>
         </w:rPr>
       </w:pPr>
-    </w:p>
-    <w:p>
-      <w:pPr>
-        <w:jc w:val="both"/>
-        <w:rPr>
-          <w:sz w:val="32"/>
-          <w:szCs w:val="32"/>
-        </w:rPr>
-      </w:pPr>
-    </w:p>
-    <w:p>
-      <w:pPr>
-        <w:jc w:val="both"/>
-        <w:rPr>
-          <w:sz w:val="32"/>
-          <w:szCs w:val="32"/>
-        </w:rPr>
-      </w:pPr>
-    </w:p>
-    <w:p>
-      <w:pPr>
-        <w:jc w:val="both"/>
-        <w:rPr>
-          <w:sz w:val="32"/>
-          <w:szCs w:val="32"/>
-        </w:rPr>
-      </w:pPr>
-    </w:p>
-    <w:p>
-      <w:pPr>
-        <w:jc w:val="both"/>
-        <w:rPr>
-          <w:sz w:val="32"/>
-          <w:szCs w:val="32"/>
-        </w:rPr>
-      </w:pPr>
-    </w:p>
-    <w:p>
-      <w:pPr>
-        <w:jc w:val="both"/>
-        <w:rPr>
-          <w:sz w:val="32"/>
-          <w:szCs w:val="32"/>
-        </w:rPr>
-      </w:pPr>
-    </w:p>
-    <w:p>
-      <w:pPr>
-        <w:jc w:val="both"/>
-        <w:rPr>
-          <w:sz w:val="32"/>
-          <w:szCs w:val="32"/>
-        </w:rPr>
-      </w:pPr>
-    </w:p>
-    <w:p>
-      <w:pPr>
-        <w:jc w:val="both"/>
-        <w:rPr>
-          <w:sz w:val="32"/>
-          <w:szCs w:val="32"/>
-        </w:rPr>
-      </w:pPr>
       <w:r>
         <w:rPr>
           <w:sz w:val="32"/>
@@ -892,11 +863,10 @@
         <w:rPr>
           <w:noProof/>
         </w:rPr>
-        <w:lastRenderedPageBreak/>
         <w:drawing>
-          <wp:inline distT="0" distB="0" distL="0" distR="0" wp14:anchorId="1A08632D" wp14:editId="4ED16FC1">
-            <wp:extent cx="6645910" cy="4153535"/>
-            <wp:effectExtent l="0" t="0" r="2540" b="0"/>
+          <wp:inline distT="0" distB="0" distL="0" distR="0" wp14:anchorId="1A08632D" wp14:editId="224C3D7C">
+            <wp:extent cx="5525220" cy="2776603"/>
+            <wp:effectExtent l="0" t="0" r="0" b="5080"/>
             <wp:docPr id="1187860425" name="Picture 1"/>
             <wp:cNvGraphicFramePr>
               <a:graphicFrameLocks xmlns:a="http://schemas.openxmlformats.org/drawingml/2006/main" noChangeAspect="1"/>
@@ -917,7 +887,7 @@
                   <pic:spPr>
                     <a:xfrm>
                       <a:off x="0" y="0"/>
-                      <a:ext cx="6645910" cy="4153535"/>
+                      <a:ext cx="5534445" cy="2781239"/>
                     </a:xfrm>
                     <a:prstGeom prst="rect">
                       <a:avLst/>
@@ -938,96 +908,6 @@
           <w:szCs w:val="32"/>
         </w:rPr>
       </w:pPr>
-    </w:p>
-    <w:p>
-      <w:pPr>
-        <w:jc w:val="both"/>
-        <w:rPr>
-          <w:sz w:val="32"/>
-          <w:szCs w:val="32"/>
-        </w:rPr>
-      </w:pPr>
-    </w:p>
-    <w:p>
-      <w:pPr>
-        <w:jc w:val="both"/>
-        <w:rPr>
-          <w:sz w:val="32"/>
-          <w:szCs w:val="32"/>
-        </w:rPr>
-      </w:pPr>
-    </w:p>
-    <w:p>
-      <w:pPr>
-        <w:jc w:val="both"/>
-        <w:rPr>
-          <w:sz w:val="32"/>
-          <w:szCs w:val="32"/>
-        </w:rPr>
-      </w:pPr>
-    </w:p>
-    <w:p>
-      <w:pPr>
-        <w:jc w:val="both"/>
-        <w:rPr>
-          <w:sz w:val="32"/>
-          <w:szCs w:val="32"/>
-        </w:rPr>
-      </w:pPr>
-    </w:p>
-    <w:p>
-      <w:pPr>
-        <w:jc w:val="both"/>
-        <w:rPr>
-          <w:sz w:val="32"/>
-          <w:szCs w:val="32"/>
-        </w:rPr>
-      </w:pPr>
-    </w:p>
-    <w:p>
-      <w:pPr>
-        <w:jc w:val="both"/>
-        <w:rPr>
-          <w:sz w:val="32"/>
-          <w:szCs w:val="32"/>
-        </w:rPr>
-      </w:pPr>
-    </w:p>
-    <w:p>
-      <w:pPr>
-        <w:jc w:val="both"/>
-        <w:rPr>
-          <w:sz w:val="32"/>
-          <w:szCs w:val="32"/>
-        </w:rPr>
-      </w:pPr>
-    </w:p>
-    <w:p>
-      <w:pPr>
-        <w:jc w:val="both"/>
-        <w:rPr>
-          <w:sz w:val="32"/>
-          <w:szCs w:val="32"/>
-        </w:rPr>
-      </w:pPr>
-    </w:p>
-    <w:p>
-      <w:pPr>
-        <w:jc w:val="both"/>
-        <w:rPr>
-          <w:sz w:val="32"/>
-          <w:szCs w:val="32"/>
-        </w:rPr>
-      </w:pPr>
-    </w:p>
-    <w:p>
-      <w:pPr>
-        <w:jc w:val="both"/>
-        <w:rPr>
-          <w:sz w:val="32"/>
-          <w:szCs w:val="32"/>
-        </w:rPr>
-      </w:pPr>
       <w:r>
         <w:rPr>
           <w:sz w:val="32"/>
@@ -1039,7 +919,7 @@
     </w:p>
     <w:p>
       <w:pPr>
-        <w:jc w:val="both"/>
+        <w:jc w:val="center"/>
         <w:rPr>
           <w:sz w:val="32"/>
           <w:szCs w:val="32"/>
@@ -1050,9 +930,9 @@
           <w:noProof/>
         </w:rPr>
         <w:drawing>
-          <wp:inline distT="0" distB="0" distL="0" distR="0" wp14:anchorId="53B91C5C" wp14:editId="7F81E476">
-            <wp:extent cx="6645910" cy="4153535"/>
-            <wp:effectExtent l="0" t="0" r="2540" b="0"/>
+          <wp:inline distT="0" distB="0" distL="0" distR="0" wp14:anchorId="53B91C5C" wp14:editId="3D4F2EFB">
+            <wp:extent cx="5180365" cy="3237604"/>
+            <wp:effectExtent l="0" t="0" r="1270" b="1270"/>
             <wp:docPr id="1998937940" name="Picture 1"/>
             <wp:cNvGraphicFramePr>
               <a:graphicFrameLocks xmlns:a="http://schemas.openxmlformats.org/drawingml/2006/main" noChangeAspect="1"/>
@@ -1073,7 +953,7 @@
                   <pic:spPr>
                     <a:xfrm>
                       <a:off x="0" y="0"/>
-                      <a:ext cx="6645910" cy="4153535"/>
+                      <a:ext cx="5186107" cy="3241192"/>
                     </a:xfrm>
                     <a:prstGeom prst="rect">
                       <a:avLst/>
@@ -1094,78 +974,6 @@
           <w:szCs w:val="32"/>
         </w:rPr>
       </w:pPr>
-    </w:p>
-    <w:p>
-      <w:pPr>
-        <w:jc w:val="both"/>
-        <w:rPr>
-          <w:sz w:val="32"/>
-          <w:szCs w:val="32"/>
-        </w:rPr>
-      </w:pPr>
-    </w:p>
-    <w:p>
-      <w:pPr>
-        <w:jc w:val="both"/>
-        <w:rPr>
-          <w:sz w:val="32"/>
-          <w:szCs w:val="32"/>
-        </w:rPr>
-      </w:pPr>
-    </w:p>
-    <w:p>
-      <w:pPr>
-        <w:jc w:val="both"/>
-        <w:rPr>
-          <w:sz w:val="32"/>
-          <w:szCs w:val="32"/>
-        </w:rPr>
-      </w:pPr>
-    </w:p>
-    <w:p>
-      <w:pPr>
-        <w:jc w:val="both"/>
-        <w:rPr>
-          <w:sz w:val="32"/>
-          <w:szCs w:val="32"/>
-        </w:rPr>
-      </w:pPr>
-    </w:p>
-    <w:p>
-      <w:pPr>
-        <w:jc w:val="both"/>
-        <w:rPr>
-          <w:sz w:val="32"/>
-          <w:szCs w:val="32"/>
-        </w:rPr>
-      </w:pPr>
-    </w:p>
-    <w:p>
-      <w:pPr>
-        <w:jc w:val="both"/>
-        <w:rPr>
-          <w:sz w:val="32"/>
-          <w:szCs w:val="32"/>
-        </w:rPr>
-      </w:pPr>
-    </w:p>
-    <w:p>
-      <w:pPr>
-        <w:jc w:val="both"/>
-        <w:rPr>
-          <w:sz w:val="32"/>
-          <w:szCs w:val="32"/>
-        </w:rPr>
-      </w:pPr>
-    </w:p>
-    <w:p>
-      <w:pPr>
-        <w:jc w:val="both"/>
-        <w:rPr>
-          <w:sz w:val="32"/>
-          <w:szCs w:val="32"/>
-        </w:rPr>
-      </w:pPr>
       <w:r>
         <w:rPr>
           <w:sz w:val="32"/>
@@ -1176,7 +984,7 @@
     </w:p>
     <w:p>
       <w:pPr>
-        <w:jc w:val="both"/>
+        <w:jc w:val="center"/>
         <w:rPr>
           <w:sz w:val="32"/>
           <w:szCs w:val="32"/>
@@ -1186,11 +994,10 @@
         <w:rPr>
           <w:noProof/>
         </w:rPr>
-        <w:lastRenderedPageBreak/>
         <w:drawing>
-          <wp:inline distT="0" distB="0" distL="0" distR="0" wp14:anchorId="35268A6A" wp14:editId="2298CE9D">
-            <wp:extent cx="6645910" cy="4153535"/>
-            <wp:effectExtent l="0" t="0" r="2540" b="0"/>
+          <wp:inline distT="0" distB="0" distL="0" distR="0" wp14:anchorId="35268A6A" wp14:editId="39131B39">
+            <wp:extent cx="5491621" cy="3432132"/>
+            <wp:effectExtent l="0" t="0" r="0" b="0"/>
             <wp:docPr id="1036099108" name="Picture 1"/>
             <wp:cNvGraphicFramePr>
               <a:graphicFrameLocks xmlns:a="http://schemas.openxmlformats.org/drawingml/2006/main" noChangeAspect="1"/>
@@ -1211,7 +1018,7 @@
                   <pic:spPr>
                     <a:xfrm>
                       <a:off x="0" y="0"/>
-                      <a:ext cx="6645910" cy="4153535"/>
+                      <a:ext cx="5504693" cy="3440301"/>
                     </a:xfrm>
                     <a:prstGeom prst="rect">
                       <a:avLst/>
@@ -1232,98 +1039,18 @@
           <w:szCs w:val="32"/>
         </w:rPr>
       </w:pPr>
-    </w:p>
-    <w:p>
-      <w:pPr>
-        <w:jc w:val="both"/>
-        <w:rPr>
-          <w:sz w:val="32"/>
-          <w:szCs w:val="32"/>
-        </w:rPr>
-      </w:pPr>
-    </w:p>
-    <w:p>
-      <w:pPr>
-        <w:jc w:val="both"/>
-        <w:rPr>
-          <w:sz w:val="32"/>
-          <w:szCs w:val="32"/>
-        </w:rPr>
-      </w:pPr>
-    </w:p>
-    <w:p>
-      <w:pPr>
-        <w:jc w:val="both"/>
-        <w:rPr>
-          <w:sz w:val="32"/>
-          <w:szCs w:val="32"/>
-        </w:rPr>
-      </w:pPr>
-    </w:p>
-    <w:p>
-      <w:pPr>
-        <w:jc w:val="both"/>
-        <w:rPr>
-          <w:sz w:val="32"/>
-          <w:szCs w:val="32"/>
-        </w:rPr>
-      </w:pPr>
-    </w:p>
-    <w:p>
-      <w:pPr>
-        <w:jc w:val="both"/>
-        <w:rPr>
-          <w:sz w:val="32"/>
-          <w:szCs w:val="32"/>
-        </w:rPr>
-      </w:pPr>
-    </w:p>
-    <w:p>
-      <w:pPr>
-        <w:jc w:val="both"/>
-        <w:rPr>
-          <w:sz w:val="32"/>
-          <w:szCs w:val="32"/>
-        </w:rPr>
-      </w:pPr>
-    </w:p>
-    <w:p>
-      <w:pPr>
-        <w:jc w:val="both"/>
-        <w:rPr>
-          <w:sz w:val="32"/>
-          <w:szCs w:val="32"/>
-        </w:rPr>
-      </w:pPr>
-    </w:p>
-    <w:p>
-      <w:pPr>
-        <w:jc w:val="both"/>
-        <w:rPr>
-          <w:sz w:val="32"/>
-          <w:szCs w:val="32"/>
-        </w:rPr>
-      </w:pPr>
-    </w:p>
-    <w:p>
-      <w:pPr>
-        <w:jc w:val="both"/>
-        <w:rPr>
-          <w:sz w:val="32"/>
-          <w:szCs w:val="32"/>
-        </w:rPr>
-      </w:pPr>
       <w:r>
         <w:rPr>
           <w:sz w:val="32"/>
           <w:szCs w:val="32"/>
         </w:rPr>
+        <w:lastRenderedPageBreak/>
         <w:t>Departments:</w:t>
       </w:r>
     </w:p>
     <w:p>
       <w:pPr>
-        <w:jc w:val="both"/>
+        <w:jc w:val="center"/>
         <w:rPr>
           <w:sz w:val="32"/>
           <w:szCs w:val="32"/>
@@ -1333,11 +1060,10 @@
         <w:rPr>
           <w:noProof/>
         </w:rPr>
-        <w:lastRenderedPageBreak/>
         <w:drawing>
-          <wp:inline distT="0" distB="0" distL="0" distR="0" wp14:anchorId="5B3B2929" wp14:editId="07A6F8B8">
-            <wp:extent cx="6645910" cy="4153535"/>
-            <wp:effectExtent l="0" t="0" r="2540" b="0"/>
+          <wp:inline distT="0" distB="0" distL="0" distR="0" wp14:anchorId="5B3B2929" wp14:editId="0A72CEBC">
+            <wp:extent cx="5986206" cy="3741236"/>
+            <wp:effectExtent l="0" t="0" r="0" b="0"/>
             <wp:docPr id="1253070772" name="Picture 1"/>
             <wp:cNvGraphicFramePr>
               <a:graphicFrameLocks xmlns:a="http://schemas.openxmlformats.org/drawingml/2006/main" noChangeAspect="1"/>
@@ -1358,7 +1084,7 @@
                   <pic:spPr>
                     <a:xfrm>
                       <a:off x="0" y="0"/>
-                      <a:ext cx="6645910" cy="4153535"/>
+                      <a:ext cx="5989178" cy="3743093"/>
                     </a:xfrm>
                     <a:prstGeom prst="rect">
                       <a:avLst/>
@@ -1373,33 +1099,6 @@
     </w:p>
     <w:p>
       <w:pPr>
-        <w:jc w:val="both"/>
-        <w:rPr>
-          <w:sz w:val="32"/>
-          <w:szCs w:val="32"/>
-        </w:rPr>
-      </w:pPr>
-    </w:p>
-    <w:p>
-      <w:pPr>
-        <w:jc w:val="both"/>
-        <w:rPr>
-          <w:sz w:val="32"/>
-          <w:szCs w:val="32"/>
-        </w:rPr>
-      </w:pPr>
-    </w:p>
-    <w:p>
-      <w:pPr>
-        <w:jc w:val="both"/>
-        <w:rPr>
-          <w:sz w:val="32"/>
-          <w:szCs w:val="32"/>
-        </w:rPr>
-      </w:pPr>
-    </w:p>
-    <w:p>
-      <w:pPr>
         <w:tabs>
           <w:tab w:val="left" w:pos="1970"/>
         </w:tabs>
@@ -1409,96 +1108,11 @@
           <w:szCs w:val="32"/>
         </w:rPr>
       </w:pPr>
-    </w:p>
-    <w:p>
-      <w:pPr>
-        <w:tabs>
-          <w:tab w:val="left" w:pos="1970"/>
-        </w:tabs>
-        <w:jc w:val="both"/>
-        <w:rPr>
-          <w:sz w:val="32"/>
-          <w:szCs w:val="32"/>
-        </w:rPr>
-      </w:pPr>
-    </w:p>
-    <w:p>
-      <w:pPr>
-        <w:tabs>
-          <w:tab w:val="left" w:pos="1970"/>
-        </w:tabs>
-        <w:jc w:val="both"/>
-        <w:rPr>
-          <w:sz w:val="32"/>
-          <w:szCs w:val="32"/>
-        </w:rPr>
-      </w:pPr>
-    </w:p>
-    <w:p>
-      <w:pPr>
-        <w:tabs>
-          <w:tab w:val="left" w:pos="1970"/>
-        </w:tabs>
-        <w:jc w:val="both"/>
-        <w:rPr>
-          <w:sz w:val="32"/>
-          <w:szCs w:val="32"/>
-        </w:rPr>
-      </w:pPr>
-    </w:p>
-    <w:p>
-      <w:pPr>
-        <w:tabs>
-          <w:tab w:val="left" w:pos="1970"/>
-        </w:tabs>
-        <w:jc w:val="both"/>
-        <w:rPr>
-          <w:sz w:val="32"/>
-          <w:szCs w:val="32"/>
-        </w:rPr>
-      </w:pPr>
-    </w:p>
-    <w:p>
-      <w:pPr>
-        <w:tabs>
-          <w:tab w:val="left" w:pos="1970"/>
-        </w:tabs>
-        <w:jc w:val="both"/>
-        <w:rPr>
-          <w:sz w:val="32"/>
-          <w:szCs w:val="32"/>
-        </w:rPr>
-      </w:pPr>
-    </w:p>
-    <w:p>
-      <w:pPr>
-        <w:tabs>
-          <w:tab w:val="left" w:pos="1970"/>
-        </w:tabs>
-        <w:jc w:val="both"/>
-        <w:rPr>
-          <w:sz w:val="32"/>
-          <w:szCs w:val="32"/>
-        </w:rPr>
-      </w:pPr>
-    </w:p>
-    <w:p>
-      <w:pPr>
-        <w:tabs>
-          <w:tab w:val="left" w:pos="1970"/>
-        </w:tabs>
-        <w:jc w:val="both"/>
-        <w:rPr>
-          <w:sz w:val="32"/>
-          <w:szCs w:val="32"/>
-        </w:rPr>
-      </w:pPr>
       <w:r>
         <w:rPr>
           <w:sz w:val="32"/>
           <w:szCs w:val="32"/>
         </w:rPr>
-        <w:lastRenderedPageBreak/>
         <w:t>Faculty:</w:t>
       </w:r>
     </w:p>
@@ -1507,7 +1121,7 @@
         <w:tabs>
           <w:tab w:val="left" w:pos="1970"/>
         </w:tabs>
-        <w:jc w:val="both"/>
+        <w:jc w:val="center"/>
         <w:rPr>
           <w:sz w:val="32"/>
           <w:szCs w:val="32"/>
@@ -1518,9 +1132,9 @@
           <w:noProof/>
         </w:rPr>
         <w:drawing>
-          <wp:inline distT="0" distB="0" distL="0" distR="0" wp14:anchorId="2BA050C2" wp14:editId="4046F8DF">
-            <wp:extent cx="6645910" cy="4153535"/>
-            <wp:effectExtent l="0" t="0" r="2540" b="0"/>
+          <wp:inline distT="0" distB="0" distL="0" distR="0" wp14:anchorId="2BA050C2" wp14:editId="11491B3C">
+            <wp:extent cx="5133816" cy="3208512"/>
+            <wp:effectExtent l="0" t="0" r="0" b="0"/>
             <wp:docPr id="839448737" name="Picture 1"/>
             <wp:cNvGraphicFramePr>
               <a:graphicFrameLocks xmlns:a="http://schemas.openxmlformats.org/drawingml/2006/main" noChangeAspect="1"/>
@@ -1541,7 +1155,7 @@
                   <pic:spPr>
                     <a:xfrm>
                       <a:off x="0" y="0"/>
-                      <a:ext cx="6645910" cy="4153535"/>
+                      <a:ext cx="5142200" cy="3213752"/>
                     </a:xfrm>
                     <a:prstGeom prst="rect">
                       <a:avLst/>
@@ -1565,102 +1179,6 @@
           <w:szCs w:val="32"/>
         </w:rPr>
       </w:pPr>
-    </w:p>
-    <w:p>
-      <w:pPr>
-        <w:tabs>
-          <w:tab w:val="left" w:pos="1970"/>
-        </w:tabs>
-        <w:jc w:val="both"/>
-        <w:rPr>
-          <w:sz w:val="32"/>
-          <w:szCs w:val="32"/>
-        </w:rPr>
-      </w:pPr>
-    </w:p>
-    <w:p>
-      <w:pPr>
-        <w:tabs>
-          <w:tab w:val="left" w:pos="1970"/>
-        </w:tabs>
-        <w:jc w:val="both"/>
-        <w:rPr>
-          <w:sz w:val="32"/>
-          <w:szCs w:val="32"/>
-        </w:rPr>
-      </w:pPr>
-    </w:p>
-    <w:p>
-      <w:pPr>
-        <w:tabs>
-          <w:tab w:val="left" w:pos="1970"/>
-        </w:tabs>
-        <w:jc w:val="both"/>
-        <w:rPr>
-          <w:sz w:val="32"/>
-          <w:szCs w:val="32"/>
-        </w:rPr>
-      </w:pPr>
-    </w:p>
-    <w:p>
-      <w:pPr>
-        <w:tabs>
-          <w:tab w:val="left" w:pos="1970"/>
-        </w:tabs>
-        <w:jc w:val="both"/>
-        <w:rPr>
-          <w:sz w:val="32"/>
-          <w:szCs w:val="32"/>
-        </w:rPr>
-      </w:pPr>
-    </w:p>
-    <w:p>
-      <w:pPr>
-        <w:tabs>
-          <w:tab w:val="left" w:pos="1970"/>
-        </w:tabs>
-        <w:jc w:val="both"/>
-        <w:rPr>
-          <w:sz w:val="32"/>
-          <w:szCs w:val="32"/>
-        </w:rPr>
-      </w:pPr>
-    </w:p>
-    <w:p>
-      <w:pPr>
-        <w:tabs>
-          <w:tab w:val="left" w:pos="1970"/>
-        </w:tabs>
-        <w:jc w:val="both"/>
-        <w:rPr>
-          <w:sz w:val="32"/>
-          <w:szCs w:val="32"/>
-        </w:rPr>
-      </w:pPr>
-    </w:p>
-    <w:p>
-      <w:pPr>
-        <w:tabs>
-          <w:tab w:val="left" w:pos="1970"/>
-        </w:tabs>
-        <w:jc w:val="both"/>
-        <w:rPr>
-          <w:sz w:val="32"/>
-          <w:szCs w:val="32"/>
-        </w:rPr>
-      </w:pPr>
-    </w:p>
-    <w:p>
-      <w:pPr>
-        <w:tabs>
-          <w:tab w:val="left" w:pos="1970"/>
-        </w:tabs>
-        <w:jc w:val="both"/>
-        <w:rPr>
-          <w:sz w:val="32"/>
-          <w:szCs w:val="32"/>
-        </w:rPr>
-      </w:pPr>
       <w:r>
         <w:rPr>
           <w:sz w:val="32"/>
@@ -1675,7 +1193,7 @@
         <w:tabs>
           <w:tab w:val="left" w:pos="1970"/>
         </w:tabs>
-        <w:jc w:val="both"/>
+        <w:jc w:val="center"/>
         <w:rPr>
           <w:sz w:val="32"/>
           <w:szCs w:val="32"/>
@@ -1686,9 +1204,9 @@
           <w:noProof/>
         </w:rPr>
         <w:drawing>
-          <wp:inline distT="0" distB="0" distL="0" distR="0" wp14:anchorId="7DC6470B" wp14:editId="3AA06E80">
-            <wp:extent cx="6645910" cy="4153535"/>
-            <wp:effectExtent l="0" t="0" r="2540" b="0"/>
+          <wp:inline distT="0" distB="0" distL="0" distR="0" wp14:anchorId="7DC6470B" wp14:editId="51DA7A2E">
+            <wp:extent cx="5205417" cy="3253261"/>
+            <wp:effectExtent l="0" t="0" r="0" b="4445"/>
             <wp:docPr id="2111033927" name="Picture 1"/>
             <wp:cNvGraphicFramePr>
               <a:graphicFrameLocks xmlns:a="http://schemas.openxmlformats.org/drawingml/2006/main" noChangeAspect="1"/>
@@ -1709,7 +1227,7 @@
                   <pic:spPr>
                     <a:xfrm>
                       <a:off x="0" y="0"/>
-                      <a:ext cx="6645910" cy="4153535"/>
+                      <a:ext cx="5212279" cy="3257550"/>
                     </a:xfrm>
                     <a:prstGeom prst="rect">
                       <a:avLst/>
@@ -1745,118 +1263,21 @@
           <w:szCs w:val="32"/>
         </w:rPr>
       </w:pPr>
-    </w:p>
-    <w:p>
-      <w:pPr>
-        <w:tabs>
-          <w:tab w:val="left" w:pos="1970"/>
-        </w:tabs>
-        <w:jc w:val="both"/>
-        <w:rPr>
-          <w:sz w:val="32"/>
-          <w:szCs w:val="32"/>
-        </w:rPr>
-      </w:pPr>
-    </w:p>
-    <w:p>
-      <w:pPr>
-        <w:tabs>
-          <w:tab w:val="left" w:pos="1970"/>
-        </w:tabs>
-        <w:jc w:val="both"/>
-        <w:rPr>
-          <w:sz w:val="32"/>
-          <w:szCs w:val="32"/>
-        </w:rPr>
-      </w:pPr>
-    </w:p>
-    <w:p>
-      <w:pPr>
-        <w:tabs>
-          <w:tab w:val="left" w:pos="1970"/>
-        </w:tabs>
-        <w:jc w:val="both"/>
-        <w:rPr>
-          <w:sz w:val="32"/>
-          <w:szCs w:val="32"/>
-        </w:rPr>
-      </w:pPr>
-    </w:p>
-    <w:p>
-      <w:pPr>
-        <w:tabs>
-          <w:tab w:val="left" w:pos="1970"/>
-        </w:tabs>
-        <w:jc w:val="both"/>
-        <w:rPr>
-          <w:sz w:val="32"/>
-          <w:szCs w:val="32"/>
-        </w:rPr>
-      </w:pPr>
-    </w:p>
-    <w:p>
-      <w:pPr>
-        <w:tabs>
-          <w:tab w:val="left" w:pos="1970"/>
-        </w:tabs>
-        <w:jc w:val="both"/>
-        <w:rPr>
-          <w:sz w:val="32"/>
-          <w:szCs w:val="32"/>
-        </w:rPr>
-      </w:pPr>
-    </w:p>
-    <w:p>
-      <w:pPr>
-        <w:tabs>
-          <w:tab w:val="left" w:pos="1970"/>
-        </w:tabs>
-        <w:jc w:val="both"/>
-        <w:rPr>
-          <w:sz w:val="32"/>
-          <w:szCs w:val="32"/>
-        </w:rPr>
-      </w:pPr>
-    </w:p>
-    <w:p>
-      <w:pPr>
-        <w:tabs>
-          <w:tab w:val="left" w:pos="1970"/>
-        </w:tabs>
-        <w:jc w:val="both"/>
-        <w:rPr>
-          <w:sz w:val="32"/>
-          <w:szCs w:val="32"/>
-        </w:rPr>
-      </w:pPr>
       <w:r>
         <w:rPr>
           <w:sz w:val="32"/>
           <w:szCs w:val="32"/>
         </w:rPr>
-        <w:lastRenderedPageBreak/>
         <w:t>Feedback:</w:t>
       </w:r>
-    </w:p>
-    <w:p>
-      <w:pPr>
-        <w:tabs>
-          <w:tab w:val="left" w:pos="1970"/>
-        </w:tabs>
-        <w:jc w:val="both"/>
-        <w:rPr>
-          <w:sz w:val="32"/>
-          <w:szCs w:val="32"/>
-        </w:rPr>
-      </w:pPr>
       <w:r>
         <w:rPr>
           <w:noProof/>
         </w:rPr>
         <w:drawing>
-          <wp:inline distT="0" distB="0" distL="0" distR="0" wp14:anchorId="37BC07EE" wp14:editId="438910B9">
-            <wp:extent cx="6645910" cy="4153535"/>
-            <wp:effectExtent l="0" t="0" r="2540" b="0"/>
+          <wp:inline distT="0" distB="0" distL="0" distR="0" wp14:anchorId="37BC07EE" wp14:editId="0ADFB6E3">
+            <wp:extent cx="5017527" cy="3135835"/>
+            <wp:effectExtent l="0" t="0" r="0" b="7620"/>
             <wp:docPr id="1327379982" name="Picture 1"/>
             <wp:cNvGraphicFramePr>
               <a:graphicFrameLocks xmlns:a="http://schemas.openxmlformats.org/drawingml/2006/main" noChangeAspect="1"/>
@@ -1877,7 +1298,7 @@
                   <pic:spPr>
                     <a:xfrm>
                       <a:off x="0" y="0"/>
-                      <a:ext cx="6645910" cy="4153535"/>
+                      <a:ext cx="5021616" cy="3138391"/>
                     </a:xfrm>
                     <a:prstGeom prst="rect">
                       <a:avLst/>
@@ -1901,102 +1322,6 @@
           <w:szCs w:val="32"/>
         </w:rPr>
       </w:pPr>
-    </w:p>
-    <w:p>
-      <w:pPr>
-        <w:tabs>
-          <w:tab w:val="left" w:pos="1970"/>
-        </w:tabs>
-        <w:jc w:val="both"/>
-        <w:rPr>
-          <w:sz w:val="32"/>
-          <w:szCs w:val="32"/>
-        </w:rPr>
-      </w:pPr>
-    </w:p>
-    <w:p>
-      <w:pPr>
-        <w:tabs>
-          <w:tab w:val="left" w:pos="1970"/>
-        </w:tabs>
-        <w:jc w:val="both"/>
-        <w:rPr>
-          <w:sz w:val="32"/>
-          <w:szCs w:val="32"/>
-        </w:rPr>
-      </w:pPr>
-    </w:p>
-    <w:p>
-      <w:pPr>
-        <w:tabs>
-          <w:tab w:val="left" w:pos="1970"/>
-        </w:tabs>
-        <w:jc w:val="both"/>
-        <w:rPr>
-          <w:sz w:val="32"/>
-          <w:szCs w:val="32"/>
-        </w:rPr>
-      </w:pPr>
-    </w:p>
-    <w:p>
-      <w:pPr>
-        <w:tabs>
-          <w:tab w:val="left" w:pos="1970"/>
-        </w:tabs>
-        <w:jc w:val="both"/>
-        <w:rPr>
-          <w:sz w:val="32"/>
-          <w:szCs w:val="32"/>
-        </w:rPr>
-      </w:pPr>
-    </w:p>
-    <w:p>
-      <w:pPr>
-        <w:tabs>
-          <w:tab w:val="left" w:pos="1970"/>
-        </w:tabs>
-        <w:jc w:val="both"/>
-        <w:rPr>
-          <w:sz w:val="32"/>
-          <w:szCs w:val="32"/>
-        </w:rPr>
-      </w:pPr>
-    </w:p>
-    <w:p>
-      <w:pPr>
-        <w:tabs>
-          <w:tab w:val="left" w:pos="1970"/>
-        </w:tabs>
-        <w:jc w:val="both"/>
-        <w:rPr>
-          <w:sz w:val="32"/>
-          <w:szCs w:val="32"/>
-        </w:rPr>
-      </w:pPr>
-    </w:p>
-    <w:p>
-      <w:pPr>
-        <w:tabs>
-          <w:tab w:val="left" w:pos="1970"/>
-        </w:tabs>
-        <w:jc w:val="both"/>
-        <w:rPr>
-          <w:sz w:val="32"/>
-          <w:szCs w:val="32"/>
-        </w:rPr>
-      </w:pPr>
-    </w:p>
-    <w:p>
-      <w:pPr>
-        <w:tabs>
-          <w:tab w:val="left" w:pos="1970"/>
-        </w:tabs>
-        <w:jc w:val="both"/>
-        <w:rPr>
-          <w:sz w:val="32"/>
-          <w:szCs w:val="32"/>
-        </w:rPr>
-      </w:pPr>
       <w:r>
         <w:rPr>
           <w:sz w:val="32"/>
@@ -2011,6 +1336,7 @@
         <w:tabs>
           <w:tab w:val="left" w:pos="1970"/>
         </w:tabs>
+        <w:jc w:val="center"/>
         <w:rPr>
           <w:sz w:val="32"/>
           <w:szCs w:val="32"/>
@@ -2021,9 +1347,9 @@
           <w:noProof/>
         </w:rPr>
         <w:drawing>
-          <wp:inline distT="0" distB="0" distL="0" distR="0" wp14:anchorId="7C536C2F" wp14:editId="276A4541">
-            <wp:extent cx="6645910" cy="4153535"/>
-            <wp:effectExtent l="0" t="0" r="2540" b="0"/>
+          <wp:inline distT="0" distB="0" distL="0" distR="0" wp14:anchorId="7C536C2F" wp14:editId="77691D0B">
+            <wp:extent cx="5013351" cy="3133225"/>
+            <wp:effectExtent l="0" t="0" r="0" b="0"/>
             <wp:docPr id="1540211139" name="Picture 1"/>
             <wp:cNvGraphicFramePr>
               <a:graphicFrameLocks xmlns:a="http://schemas.openxmlformats.org/drawingml/2006/main" noChangeAspect="1"/>
@@ -2044,7 +1370,7 @@
                   <pic:spPr>
                     <a:xfrm>
                       <a:off x="0" y="0"/>
-                      <a:ext cx="6645910" cy="4153535"/>
+                      <a:ext cx="5019585" cy="3137121"/>
                     </a:xfrm>
                     <a:prstGeom prst="rect">
                       <a:avLst/>
@@ -2066,10 +1392,6 @@
         </w:rPr>
       </w:pPr>
     </w:p>
-    <w:p/>
-    <w:p/>
-    <w:p/>
-    <w:p/>
     <w:p/>
     <w:p>
       <w:pPr>
@@ -2155,7 +1477,6 @@
           <w:sz w:val="28"/>
           <w:szCs w:val="22"/>
         </w:rPr>
-        <w:lastRenderedPageBreak/>
         <w:t>Challenges Faced</w:t>
       </w:r>
       <w:r>
@@ -2253,22 +1574,6 @@
     </w:p>
     <w:p>
       <w:pPr>
-        <w:rPr>
-          <w:b/>
-          <w:sz w:val="28"/>
-        </w:rPr>
-      </w:pPr>
-    </w:p>
-    <w:p>
-      <w:pPr>
-        <w:rPr>
-          <w:b/>
-          <w:sz w:val="28"/>
-        </w:rPr>
-      </w:pPr>
-    </w:p>
-    <w:p>
-      <w:pPr>
         <w:pStyle w:val="Heading2"/>
         <w:rPr>
           <w:rFonts w:ascii="Times New Roman" w:eastAsia="Times New Roman" w:hAnsi="Times New Roman" w:cstheme="minorBidi"/>
@@ -2328,7 +1633,7 @@
 </file>
 
 <file path=word/endnotes.xml><?xml version="1.0" encoding="utf-8"?>
-<w:endnotes xmlns:wpc="http://schemas.microsoft.com/office/word/2010/wordprocessingCanvas" xmlns:cx="http://schemas.microsoft.com/office/drawing/2014/chartex" xmlns:cx1="http://schemas.microsoft.com/office/drawing/2015/9/8/chartex" xmlns:cx2="http://schemas.microsoft.com/office/drawing/2015/10/21/chartex" xmlns:cx3="http://schemas.microsoft.com/office/drawing/2016/5/9/chartex" xmlns:cx4="http://schemas.microsoft.com/office/drawing/2016/5/10/chartex" xmlns:cx5="http://schemas.microsoft.com/office/drawing/2016/5/11/chartex" xmlns:cx6="http://schemas.microsoft.com/office/drawing/2016/5/12/chartex" xmlns:cx7="http://schemas.microsoft.com/office/drawing/2016/5/13/chartex" xmlns:cx8="http://schemas.microsoft.com/office/drawing/2016/5/14/chartex" xmlns:mc="http://schemas.openxmlformats.org/markup-compatibility/2006" xmlns:aink="http://schemas.microsoft.com/office/drawing/2016/ink" xmlns:am3d="http://schemas.microsoft.com/office/drawing/2017/model3d" xmlns:o="urn:schemas-microsoft-com:office:office" xmlns:oel="http://schemas.microsoft.com/office/2019/extlst" xmlns:r="http://schemas.openxmlformats.org/officeDocument/2006/relationships" xmlns:m="http://schemas.openxmlformats.org/officeDocument/2006/math" xmlns:v="urn:schemas-microsoft-com:vml" xmlns:wp14="http://schemas.microsoft.com/office/word/2010/wordprocessingDrawing" xmlns:wp="http://schemas.openxmlformats.org/drawingml/2006/wordprocessingDrawing" xmlns:w10="urn:schemas-microsoft-com:office:word" xmlns:w="http://schemas.openxmlformats.org/wordprocessingml/2006/main" xmlns:w14="http://schemas.microsoft.com/office/word/2010/wordml" xmlns:w15="http://schemas.microsoft.com/office/word/2012/wordml" xmlns:w16cei="http://schemas.microsoft.com/office/word/2026/wordml/cei" xmlns:w16cex="http://schemas.microsoft.com/office/word/2018/wordml/cex" xmlns:w16cid="http://schemas.microsoft.com/office/word/2016/wordml/cid" xmlns:w16="http://schemas.microsoft.com/office/word/2018/wordml" xmlns:w16du="http://schemas.microsoft.com/office/word/2023/wordml/word16du" xmlns:w16sdtdh="http://schemas.microsoft.com/office/word/2020/wordml/sdtdatahash" xmlns:w16sdtfl="http://schemas.microsoft.com/office/word/2024/wordml/sdtformatlock" xmlns:w16se="http://schemas.microsoft.com/office/word/2015/wordml/symex" xmlns:wpg="http://schemas.microsoft.com/office/word/2010/wordprocessingGroup" xmlns:wpi="http://schemas.microsoft.com/office/word/2010/wordprocessingInk" xmlns:wne="http://schemas.microsoft.com/office/word/2006/wordml" xmlns:wps="http://schemas.microsoft.com/office/word/2010/wordprocessingShape" mc:Ignorable="w14 w15 w16se w16cid w16 w16cex w16sdtdh w16sdtfl w16du wp14">
+<w:endnotes xmlns:wpc="http://schemas.microsoft.com/office/word/2010/wordprocessingCanvas" xmlns:cx="http://schemas.microsoft.com/office/drawing/2014/chartex" xmlns:cx1="http://schemas.microsoft.com/office/drawing/2015/9/8/chartex" xmlns:cx2="http://schemas.microsoft.com/office/drawing/2015/10/21/chartex" xmlns:cx3="http://schemas.microsoft.com/office/drawing/2016/5/9/chartex" xmlns:cx4="http://schemas.microsoft.com/office/drawing/2016/5/10/chartex" xmlns:cx5="http://schemas.microsoft.com/office/drawing/2016/5/11/chartex" xmlns:cx6="http://schemas.microsoft.com/office/drawing/2016/5/12/chartex" xmlns:cx7="http://schemas.microsoft.com/office/drawing/2016/5/13/chartex" xmlns:cx8="http://schemas.microsoft.com/office/drawing/2016/5/14/chartex" xmlns:mc="http://schemas.openxmlformats.org/markup-compatibility/2006" xmlns:aink="http://schemas.microsoft.com/office/drawing/2016/ink" xmlns:am3d="http://schemas.microsoft.com/office/drawing/2017/model3d" xmlns:o="urn:schemas-microsoft-com:office:office" xmlns:oel="http://schemas.microsoft.com/office/2019/extlst" xmlns:r="http://schemas.openxmlformats.org/officeDocument/2006/relationships" xmlns:m="http://schemas.openxmlformats.org/officeDocument/2006/math" xmlns:v="urn:schemas-microsoft-com:vml" xmlns:wp14="http://schemas.microsoft.com/office/word/2010/wordprocessingDrawing" xmlns:wp="http://schemas.openxmlformats.org/drawingml/2006/wordprocessingDrawing" xmlns:w10="urn:schemas-microsoft-com:office:word" xmlns:w="http://schemas.openxmlformats.org/wordprocessingml/2006/main" xmlns:w14="http://schemas.microsoft.com/office/word/2010/wordml" xmlns:w15="http://schemas.microsoft.com/office/word/2012/wordml" xmlns:w16cex="http://schemas.microsoft.com/office/word/2018/wordml/cex" xmlns:w16cid="http://schemas.microsoft.com/office/word/2016/wordml/cid" xmlns:w16="http://schemas.microsoft.com/office/word/2018/wordml" xmlns:w16du="http://schemas.microsoft.com/office/word/2023/wordml/word16du" xmlns:w16sdtdh="http://schemas.microsoft.com/office/word/2020/wordml/sdtdatahash" xmlns:w16sdtfl="http://schemas.microsoft.com/office/word/2024/wordml/sdtformatlock" xmlns:w16se="http://schemas.microsoft.com/office/word/2015/wordml/symex" xmlns:wpg="http://schemas.microsoft.com/office/word/2010/wordprocessingGroup" xmlns:wpi="http://schemas.microsoft.com/office/word/2010/wordprocessingInk" xmlns:wne="http://schemas.microsoft.com/office/word/2006/wordml" xmlns:wps="http://schemas.microsoft.com/office/word/2010/wordprocessingShape" mc:Ignorable="w14 w15 w16se w16cid w16 w16cex w16sdtdh w16sdtfl w16du wp14">
   <w:endnote w:type="separator" w:id="-1">
     <w:p>
       <w:pPr>
@@ -2353,7 +1658,7 @@
 </file>
 
 <file path=word/footer1.xml><?xml version="1.0" encoding="utf-8"?>
-<w:ftr xmlns:wpc="http://schemas.microsoft.com/office/word/2010/wordprocessingCanvas" xmlns:cx="http://schemas.microsoft.com/office/drawing/2014/chartex" xmlns:cx1="http://schemas.microsoft.com/office/drawing/2015/9/8/chartex" xmlns:cx2="http://schemas.microsoft.com/office/drawing/2015/10/21/chartex" xmlns:cx3="http://schemas.microsoft.com/office/drawing/2016/5/9/chartex" xmlns:cx4="http://schemas.microsoft.com/office/drawing/2016/5/10/chartex" xmlns:cx5="http://schemas.microsoft.com/office/drawing/2016/5/11/chartex" xmlns:cx6="http://schemas.microsoft.com/office/drawing/2016/5/12/chartex" xmlns:cx7="http://schemas.microsoft.com/office/drawing/2016/5/13/chartex" xmlns:cx8="http://schemas.microsoft.com/office/drawing/2016/5/14/chartex" xmlns:mc="http://schemas.openxmlformats.org/markup-compatibility/2006" xmlns:aink="http://schemas.microsoft.com/office/drawing/2016/ink" xmlns:am3d="http://schemas.microsoft.com/office/drawing/2017/model3d" xmlns:o="urn:schemas-microsoft-com:office:office" xmlns:oel="http://schemas.microsoft.com/office/2019/extlst" xmlns:r="http://schemas.openxmlformats.org/officeDocument/2006/relationships" xmlns:m="http://schemas.openxmlformats.org/officeDocument/2006/math" xmlns:v="urn:schemas-microsoft-com:vml" xmlns:wp14="http://schemas.microsoft.com/office/word/2010/wordprocessingDrawing" xmlns:wp="http://schemas.openxmlformats.org/drawingml/2006/wordprocessingDrawing" xmlns:w10="urn:schemas-microsoft-com:office:word" xmlns:w="http://schemas.openxmlformats.org/wordprocessingml/2006/main" xmlns:w14="http://schemas.microsoft.com/office/word/2010/wordml" xmlns:w15="http://schemas.microsoft.com/office/word/2012/wordml" xmlns:w16cei="http://schemas.microsoft.com/office/word/2026/wordml/cei" xmlns:w16cex="http://schemas.microsoft.com/office/word/2018/wordml/cex" xmlns:w16cid="http://schemas.microsoft.com/office/word/2016/wordml/cid" xmlns:w16="http://schemas.microsoft.com/office/word/2018/wordml" xmlns:w16du="http://schemas.microsoft.com/office/word/2023/wordml/word16du" xmlns:w16sdtdh="http://schemas.microsoft.com/office/word/2020/wordml/sdtdatahash" xmlns:w16sdtfl="http://schemas.microsoft.com/office/word/2024/wordml/sdtformatlock" xmlns:w16se="http://schemas.microsoft.com/office/word/2015/wordml/symex" xmlns:wpg="http://schemas.microsoft.com/office/word/2010/wordprocessingGroup" xmlns:wpi="http://schemas.microsoft.com/office/word/2010/wordprocessingInk" xmlns:wne="http://schemas.microsoft.com/office/word/2006/wordml" xmlns:wps="http://schemas.microsoft.com/office/word/2010/wordprocessingShape" mc:Ignorable="w14 w15 w16se w16cid w16 w16cex w16sdtdh w16sdtfl w16du wp14">
+<w:ftr xmlns:wpc="http://schemas.microsoft.com/office/word/2010/wordprocessingCanvas" xmlns:cx="http://schemas.microsoft.com/office/drawing/2014/chartex" xmlns:cx1="http://schemas.microsoft.com/office/drawing/2015/9/8/chartex" xmlns:cx2="http://schemas.microsoft.com/office/drawing/2015/10/21/chartex" xmlns:cx3="http://schemas.microsoft.com/office/drawing/2016/5/9/chartex" xmlns:cx4="http://schemas.microsoft.com/office/drawing/2016/5/10/chartex" xmlns:cx5="http://schemas.microsoft.com/office/drawing/2016/5/11/chartex" xmlns:cx6="http://schemas.microsoft.com/office/drawing/2016/5/12/chartex" xmlns:cx7="http://schemas.microsoft.com/office/drawing/2016/5/13/chartex" xmlns:cx8="http://schemas.microsoft.com/office/drawing/2016/5/14/chartex" xmlns:mc="http://schemas.openxmlformats.org/markup-compatibility/2006" xmlns:aink="http://schemas.microsoft.com/office/drawing/2016/ink" xmlns:am3d="http://schemas.microsoft.com/office/drawing/2017/model3d" xmlns:o="urn:schemas-microsoft-com:office:office" xmlns:oel="http://schemas.microsoft.com/office/2019/extlst" xmlns:r="http://schemas.openxmlformats.org/officeDocument/2006/relationships" xmlns:m="http://schemas.openxmlformats.org/officeDocument/2006/math" xmlns:v="urn:schemas-microsoft-com:vml" xmlns:wp14="http://schemas.microsoft.com/office/word/2010/wordprocessingDrawing" xmlns:wp="http://schemas.openxmlformats.org/drawingml/2006/wordprocessingDrawing" xmlns:w10="urn:schemas-microsoft-com:office:word" xmlns:w="http://schemas.openxmlformats.org/wordprocessingml/2006/main" xmlns:w14="http://schemas.microsoft.com/office/word/2010/wordml" xmlns:w15="http://schemas.microsoft.com/office/word/2012/wordml" xmlns:w16cex="http://schemas.microsoft.com/office/word/2018/wordml/cex" xmlns:w16cid="http://schemas.microsoft.com/office/word/2016/wordml/cid" xmlns:w16="http://schemas.microsoft.com/office/word/2018/wordml" xmlns:w16du="http://schemas.microsoft.com/office/word/2023/wordml/word16du" xmlns:w16sdtdh="http://schemas.microsoft.com/office/word/2020/wordml/sdtdatahash" xmlns:w16sdtfl="http://schemas.microsoft.com/office/word/2024/wordml/sdtformatlock" xmlns:w16se="http://schemas.microsoft.com/office/word/2015/wordml/symex" xmlns:wpg="http://schemas.microsoft.com/office/word/2010/wordprocessingGroup" xmlns:wpi="http://schemas.microsoft.com/office/word/2010/wordprocessingInk" xmlns:wne="http://schemas.microsoft.com/office/word/2006/wordml" xmlns:wps="http://schemas.microsoft.com/office/word/2010/wordprocessingShape" mc:Ignorable="w14 w15 w16se w16cid w16 w16cex w16sdtdh w16sdtfl w16du wp14">
   <w:p>
     <w:pPr>
       <w:pStyle w:val="Footer"/>
@@ -2430,7 +1735,7 @@
 </file>
 
 <file path=word/footnotes.xml><?xml version="1.0" encoding="utf-8"?>
-<w:footnotes xmlns:wpc="http://schemas.microsoft.com/office/word/2010/wordprocessingCanvas" xmlns:cx="http://schemas.microsoft.com/office/drawing/2014/chartex" xmlns:cx1="http://schemas.microsoft.com/office/drawing/2015/9/8/chartex" xmlns:cx2="http://schemas.microsoft.com/office/drawing/2015/10/21/chartex" xmlns:cx3="http://schemas.microsoft.com/office/drawing/2016/5/9/chartex" xmlns:cx4="http://schemas.microsoft.com/office/drawing/2016/5/10/chartex" xmlns:cx5="http://schemas.microsoft.com/office/drawing/2016/5/11/chartex" xmlns:cx6="http://schemas.microsoft.com/office/drawing/2016/5/12/chartex" xmlns:cx7="http://schemas.microsoft.com/office/drawing/2016/5/13/chartex" xmlns:cx8="http://schemas.microsoft.com/office/drawing/2016/5/14/chartex" xmlns:mc="http://schemas.openxmlformats.org/markup-compatibility/2006" xmlns:aink="http://schemas.microsoft.com/office/drawing/2016/ink" xmlns:am3d="http://schemas.microsoft.com/office/drawing/2017/model3d" xmlns:o="urn:schemas-microsoft-com:office:office" xmlns:oel="http://schemas.microsoft.com/office/2019/extlst" xmlns:r="http://schemas.openxmlformats.org/officeDocument/2006/relationships" xmlns:m="http://schemas.openxmlformats.org/officeDocument/2006/math" xmlns:v="urn:schemas-microsoft-com:vml" xmlns:wp14="http://schemas.microsoft.com/office/word/2010/wordprocessingDrawing" xmlns:wp="http://schemas.openxmlformats.org/drawingml/2006/wordprocessingDrawing" xmlns:w10="urn:schemas-microsoft-com:office:word" xmlns:w="http://schemas.openxmlformats.org/wordprocessingml/2006/main" xmlns:w14="http://schemas.microsoft.com/office/word/2010/wordml" xmlns:w15="http://schemas.microsoft.com/office/word/2012/wordml" xmlns:w16cei="http://schemas.microsoft.com/office/word/2026/wordml/cei" xmlns:w16cex="http://schemas.microsoft.com/office/word/2018/wordml/cex" xmlns:w16cid="http://schemas.microsoft.com/office/word/2016/wordml/cid" xmlns:w16="http://schemas.microsoft.com/office/word/2018/wordml" xmlns:w16du="http://schemas.microsoft.com/office/word/2023/wordml/word16du" xmlns:w16sdtdh="http://schemas.microsoft.com/office/word/2020/wordml/sdtdatahash" xmlns:w16sdtfl="http://schemas.microsoft.com/office/word/2024/wordml/sdtformatlock" xmlns:w16se="http://schemas.microsoft.com/office/word/2015/wordml/symex" xmlns:wpg="http://schemas.microsoft.com/office/word/2010/wordprocessingGroup" xmlns:wpi="http://schemas.microsoft.com/office/word/2010/wordprocessingInk" xmlns:wne="http://schemas.microsoft.com/office/word/2006/wordml" xmlns:wps="http://schemas.microsoft.com/office/word/2010/wordprocessingShape" mc:Ignorable="w14 w15 w16se w16cid w16 w16cex w16sdtdh w16sdtfl w16du wp14">
+<w:footnotes xmlns:wpc="http://schemas.microsoft.com/office/word/2010/wordprocessingCanvas" xmlns:cx="http://schemas.microsoft.com/office/drawing/2014/chartex" xmlns:cx1="http://schemas.microsoft.com/office/drawing/2015/9/8/chartex" xmlns:cx2="http://schemas.microsoft.com/office/drawing/2015/10/21/chartex" xmlns:cx3="http://schemas.microsoft.com/office/drawing/2016/5/9/chartex" xmlns:cx4="http://schemas.microsoft.com/office/drawing/2016/5/10/chartex" xmlns:cx5="http://schemas.microsoft.com/office/drawing/2016/5/11/chartex" xmlns:cx6="http://schemas.microsoft.com/office/drawing/2016/5/12/chartex" xmlns:cx7="http://schemas.microsoft.com/office/drawing/2016/5/13/chartex" xmlns:cx8="http://schemas.microsoft.com/office/drawing/2016/5/14/chartex" xmlns:mc="http://schemas.openxmlformats.org/markup-compatibility/2006" xmlns:aink="http://schemas.microsoft.com/office/drawing/2016/ink" xmlns:am3d="http://schemas.microsoft.com/office/drawing/2017/model3d" xmlns:o="urn:schemas-microsoft-com:office:office" xmlns:oel="http://schemas.microsoft.com/office/2019/extlst" xmlns:r="http://schemas.openxmlformats.org/officeDocument/2006/relationships" xmlns:m="http://schemas.openxmlformats.org/officeDocument/2006/math" xmlns:v="urn:schemas-microsoft-com:vml" xmlns:wp14="http://schemas.microsoft.com/office/word/2010/wordprocessingDrawing" xmlns:wp="http://schemas.openxmlformats.org/drawingml/2006/wordprocessingDrawing" xmlns:w10="urn:schemas-microsoft-com:office:word" xmlns:w="http://schemas.openxmlformats.org/wordprocessingml/2006/main" xmlns:w14="http://schemas.microsoft.com/office/word/2010/wordml" xmlns:w15="http://schemas.microsoft.com/office/word/2012/wordml" xmlns:w16cex="http://schemas.microsoft.com/office/word/2018/wordml/cex" xmlns:w16cid="http://schemas.microsoft.com/office/word/2016/wordml/cid" xmlns:w16="http://schemas.microsoft.com/office/word/2018/wordml" xmlns:w16du="http://schemas.microsoft.com/office/word/2023/wordml/word16du" xmlns:w16sdtdh="http://schemas.microsoft.com/office/word/2020/wordml/sdtdatahash" xmlns:w16sdtfl="http://schemas.microsoft.com/office/word/2024/wordml/sdtformatlock" xmlns:w16se="http://schemas.microsoft.com/office/word/2015/wordml/symex" xmlns:wpg="http://schemas.microsoft.com/office/word/2010/wordprocessingGroup" xmlns:wpi="http://schemas.microsoft.com/office/word/2010/wordprocessingInk" xmlns:wne="http://schemas.microsoft.com/office/word/2006/wordml" xmlns:wps="http://schemas.microsoft.com/office/word/2010/wordprocessingShape" mc:Ignorable="w14 w15 w16se w16cid w16 w16cex w16sdtdh w16sdtfl w16du wp14">
   <w:footnote w:type="separator" w:id="-1">
     <w:p>
       <w:pPr>
@@ -2455,7 +1760,7 @@
 </file>
 
 <file path=word/header1.xml><?xml version="1.0" encoding="utf-8"?>
-<w:hdr xmlns:wpc="http://schemas.microsoft.com/office/word/2010/wordprocessingCanvas" xmlns:cx="http://schemas.microsoft.com/office/drawing/2014/chartex" xmlns:cx1="http://schemas.microsoft.com/office/drawing/2015/9/8/chartex" xmlns:cx2="http://schemas.microsoft.com/office/drawing/2015/10/21/chartex" xmlns:cx3="http://schemas.microsoft.com/office/drawing/2016/5/9/chartex" xmlns:cx4="http://schemas.microsoft.com/office/drawing/2016/5/10/chartex" xmlns:cx5="http://schemas.microsoft.com/office/drawing/2016/5/11/chartex" xmlns:cx6="http://schemas.microsoft.com/office/drawing/2016/5/12/chartex" xmlns:cx7="http://schemas.microsoft.com/office/drawing/2016/5/13/chartex" xmlns:cx8="http://schemas.microsoft.com/office/drawing/2016/5/14/chartex" xmlns:mc="http://schemas.openxmlformats.org/markup-compatibility/2006" xmlns:aink="http://schemas.microsoft.com/office/drawing/2016/ink" xmlns:am3d="http://schemas.microsoft.com/office/drawing/2017/model3d" xmlns:o="urn:schemas-microsoft-com:office:office" xmlns:oel="http://schemas.microsoft.com/office/2019/extlst" xmlns:r="http://schemas.openxmlformats.org/officeDocument/2006/relationships" xmlns:m="http://schemas.openxmlformats.org/officeDocument/2006/math" xmlns:v="urn:schemas-microsoft-com:vml" xmlns:wp14="http://schemas.microsoft.com/office/word/2010/wordprocessingDrawing" xmlns:wp="http://schemas.openxmlformats.org/drawingml/2006/wordprocessingDrawing" xmlns:w10="urn:schemas-microsoft-com:office:word" xmlns:w="http://schemas.openxmlformats.org/wordprocessingml/2006/main" xmlns:w14="http://schemas.microsoft.com/office/word/2010/wordml" xmlns:w15="http://schemas.microsoft.com/office/word/2012/wordml" xmlns:w16cei="http://schemas.microsoft.com/office/word/2026/wordml/cei" xmlns:w16cex="http://schemas.microsoft.com/office/word/2018/wordml/cex" xmlns:w16cid="http://schemas.microsoft.com/office/word/2016/wordml/cid" xmlns:w16="http://schemas.microsoft.com/office/word/2018/wordml" xmlns:w16du="http://schemas.microsoft.com/office/word/2023/wordml/word16du" xmlns:w16sdtdh="http://schemas.microsoft.com/office/word/2020/wordml/sdtdatahash" xmlns:w16sdtfl="http://schemas.microsoft.com/office/word/2024/wordml/sdtformatlock" xmlns:w16se="http://schemas.microsoft.com/office/word/2015/wordml/symex" xmlns:wpg="http://schemas.microsoft.com/office/word/2010/wordprocessingGroup" xmlns:wpi="http://schemas.microsoft.com/office/word/2010/wordprocessingInk" xmlns:wne="http://schemas.microsoft.com/office/word/2006/wordml" xmlns:wps="http://schemas.microsoft.com/office/word/2010/wordprocessingShape" mc:Ignorable="w14 w15 w16se w16cid w16 w16cex w16sdtdh w16sdtfl w16du wp14">
+<w:hdr xmlns:wpc="http://schemas.microsoft.com/office/word/2010/wordprocessingCanvas" xmlns:cx="http://schemas.microsoft.com/office/drawing/2014/chartex" xmlns:cx1="http://schemas.microsoft.com/office/drawing/2015/9/8/chartex" xmlns:cx2="http://schemas.microsoft.com/office/drawing/2015/10/21/chartex" xmlns:cx3="http://schemas.microsoft.com/office/drawing/2016/5/9/chartex" xmlns:cx4="http://schemas.microsoft.com/office/drawing/2016/5/10/chartex" xmlns:cx5="http://schemas.microsoft.com/office/drawing/2016/5/11/chartex" xmlns:cx6="http://schemas.microsoft.com/office/drawing/2016/5/12/chartex" xmlns:cx7="http://schemas.microsoft.com/office/drawing/2016/5/13/chartex" xmlns:cx8="http://schemas.microsoft.com/office/drawing/2016/5/14/chartex" xmlns:mc="http://schemas.openxmlformats.org/markup-compatibility/2006" xmlns:aink="http://schemas.microsoft.com/office/drawing/2016/ink" xmlns:am3d="http://schemas.microsoft.com/office/drawing/2017/model3d" xmlns:o="urn:schemas-microsoft-com:office:office" xmlns:oel="http://schemas.microsoft.com/office/2019/extlst" xmlns:r="http://schemas.openxmlformats.org/officeDocument/2006/relationships" xmlns:m="http://schemas.openxmlformats.org/officeDocument/2006/math" xmlns:v="urn:schemas-microsoft-com:vml" xmlns:wp14="http://schemas.microsoft.com/office/word/2010/wordprocessingDrawing" xmlns:wp="http://schemas.openxmlformats.org/drawingml/2006/wordprocessingDrawing" xmlns:w10="urn:schemas-microsoft-com:office:word" xmlns:w="http://schemas.openxmlformats.org/wordprocessingml/2006/main" xmlns:w14="http://schemas.microsoft.com/office/word/2010/wordml" xmlns:w15="http://schemas.microsoft.com/office/word/2012/wordml" xmlns:w16cex="http://schemas.microsoft.com/office/word/2018/wordml/cex" xmlns:w16cid="http://schemas.microsoft.com/office/word/2016/wordml/cid" xmlns:w16="http://schemas.microsoft.com/office/word/2018/wordml" xmlns:w16du="http://schemas.microsoft.com/office/word/2023/wordml/word16du" xmlns:w16sdtdh="http://schemas.microsoft.com/office/word/2020/wordml/sdtdatahash" xmlns:w16sdtfl="http://schemas.microsoft.com/office/word/2024/wordml/sdtformatlock" xmlns:w16se="http://schemas.microsoft.com/office/word/2015/wordml/symex" xmlns:wpg="http://schemas.microsoft.com/office/word/2010/wordprocessingGroup" xmlns:wpi="http://schemas.microsoft.com/office/word/2010/wordprocessingInk" xmlns:wne="http://schemas.microsoft.com/office/word/2006/wordml" xmlns:wps="http://schemas.microsoft.com/office/word/2010/wordprocessingShape" mc:Ignorable="w14 w15 w16se w16cid w16 w16cex w16sdtdh w16sdtfl w16du wp14">
   <w:p>
     <w:pPr>
       <w:pStyle w:val="Header"/>
@@ -2491,7 +1796,7 @@
 </file>
 
 <file path=word/numbering.xml><?xml version="1.0" encoding="utf-8"?>
-<w:numbering xmlns:wpc="http://schemas.microsoft.com/office/word/2010/wordprocessingCanvas" xmlns:cx="http://schemas.microsoft.com/office/drawing/2014/chartex" xmlns:cx1="http://schemas.microsoft.com/office/drawing/2015/9/8/chartex" xmlns:cx2="http://schemas.microsoft.com/office/drawing/2015/10/21/chartex" xmlns:cx3="http://schemas.microsoft.com/office/drawing/2016/5/9/chartex" xmlns:cx4="http://schemas.microsoft.com/office/drawing/2016/5/10/chartex" xmlns:cx5="http://schemas.microsoft.com/office/drawing/2016/5/11/chartex" xmlns:cx6="http://schemas.microsoft.com/office/drawing/2016/5/12/chartex" xmlns:cx7="http://schemas.microsoft.com/office/drawing/2016/5/13/chartex" xmlns:cx8="http://schemas.microsoft.com/office/drawing/2016/5/14/chartex" xmlns:mc="http://schemas.openxmlformats.org/markup-compatibility/2006" xmlns:aink="http://schemas.microsoft.com/office/drawing/2016/ink" xmlns:am3d="http://schemas.microsoft.com/office/drawing/2017/model3d" xmlns:o="urn:schemas-microsoft-com:office:office" xmlns:oel="http://schemas.microsoft.com/office/2019/extlst" xmlns:r="http://schemas.openxmlformats.org/officeDocument/2006/relationships" xmlns:m="http://schemas.openxmlformats.org/officeDocument/2006/math" xmlns:v="urn:schemas-microsoft-com:vml" xmlns:wp14="http://schemas.microsoft.com/office/word/2010/wordprocessingDrawing" xmlns:wp="http://schemas.openxmlformats.org/drawingml/2006/wordprocessingDrawing" xmlns:w10="urn:schemas-microsoft-com:office:word" xmlns:w="http://schemas.openxmlformats.org/wordprocessingml/2006/main" xmlns:w14="http://schemas.microsoft.com/office/word/2010/wordml" xmlns:w15="http://schemas.microsoft.com/office/word/2012/wordml" xmlns:w16cei="http://schemas.microsoft.com/office/word/2026/wordml/cei" xmlns:w16cex="http://schemas.microsoft.com/office/word/2018/wordml/cex" xmlns:w16cid="http://schemas.microsoft.com/office/word/2016/wordml/cid" xmlns:w16="http://schemas.microsoft.com/office/word/2018/wordml" xmlns:w16du="http://schemas.microsoft.com/office/word/2023/wordml/word16du" xmlns:w16sdtdh="http://schemas.microsoft.com/office/word/2020/wordml/sdtdatahash" xmlns:w16sdtfl="http://schemas.microsoft.com/office/word/2024/wordml/sdtformatlock" xmlns:w16se="http://schemas.microsoft.com/office/word/2015/wordml/symex" xmlns:wpg="http://schemas.microsoft.com/office/word/2010/wordprocessingGroup" xmlns:wpi="http://schemas.microsoft.com/office/word/2010/wordprocessingInk" xmlns:wne="http://schemas.microsoft.com/office/word/2006/wordml" xmlns:wps="http://schemas.microsoft.com/office/word/2010/wordprocessingShape" mc:Ignorable="w14 w15 w16se w16cid w16 w16cex w16sdtdh w16sdtfl w16du wp14">
+<w:numbering xmlns:wpc="http://schemas.microsoft.com/office/word/2010/wordprocessingCanvas" xmlns:cx="http://schemas.microsoft.com/office/drawing/2014/chartex" xmlns:cx1="http://schemas.microsoft.com/office/drawing/2015/9/8/chartex" xmlns:cx2="http://schemas.microsoft.com/office/drawing/2015/10/21/chartex" xmlns:cx3="http://schemas.microsoft.com/office/drawing/2016/5/9/chartex" xmlns:cx4="http://schemas.microsoft.com/office/drawing/2016/5/10/chartex" xmlns:cx5="http://schemas.microsoft.com/office/drawing/2016/5/11/chartex" xmlns:cx6="http://schemas.microsoft.com/office/drawing/2016/5/12/chartex" xmlns:cx7="http://schemas.microsoft.com/office/drawing/2016/5/13/chartex" xmlns:cx8="http://schemas.microsoft.com/office/drawing/2016/5/14/chartex" xmlns:mc="http://schemas.openxmlformats.org/markup-compatibility/2006" xmlns:aink="http://schemas.microsoft.com/office/drawing/2016/ink" xmlns:am3d="http://schemas.microsoft.com/office/drawing/2017/model3d" xmlns:o="urn:schemas-microsoft-com:office:office" xmlns:oel="http://schemas.microsoft.com/office/2019/extlst" xmlns:r="http://schemas.openxmlformats.org/officeDocument/2006/relationships" xmlns:m="http://schemas.openxmlformats.org/officeDocument/2006/math" xmlns:v="urn:schemas-microsoft-com:vml" xmlns:wp14="http://schemas.microsoft.com/office/word/2010/wordprocessingDrawing" xmlns:wp="http://schemas.openxmlformats.org/drawingml/2006/wordprocessingDrawing" xmlns:w10="urn:schemas-microsoft-com:office:word" xmlns:w="http://schemas.openxmlformats.org/wordprocessingml/2006/main" xmlns:w14="http://schemas.microsoft.com/office/word/2010/wordml" xmlns:w15="http://schemas.microsoft.com/office/word/2012/wordml" xmlns:w16cex="http://schemas.microsoft.com/office/word/2018/wordml/cex" xmlns:w16cid="http://schemas.microsoft.com/office/word/2016/wordml/cid" xmlns:w16="http://schemas.microsoft.com/office/word/2018/wordml" xmlns:w16du="http://schemas.microsoft.com/office/word/2023/wordml/word16du" xmlns:w16sdtdh="http://schemas.microsoft.com/office/word/2020/wordml/sdtdatahash" xmlns:w16sdtfl="http://schemas.microsoft.com/office/word/2024/wordml/sdtformatlock" xmlns:w16se="http://schemas.microsoft.com/office/word/2015/wordml/symex" xmlns:wpg="http://schemas.microsoft.com/office/word/2010/wordprocessingGroup" xmlns:wpi="http://schemas.microsoft.com/office/word/2010/wordprocessingInk" xmlns:wne="http://schemas.microsoft.com/office/word/2006/wordml" xmlns:wps="http://schemas.microsoft.com/office/word/2010/wordprocessingShape" mc:Ignorable="w14 w15 w16se w16cid w16 w16cex w16sdtdh w16sdtfl w16du wp14">
   <w:abstractNum w:abstractNumId="0" w15:restartNumberingAfterBreak="0">
     <w:nsid w:val="FFFFFF7C"/>
     <w:multiLevelType w:val="singleLevel"/>
